--- a/examples/1_detection/doc/dfr_eddm.docx
+++ b/examples/1_detection/doc/dfr_eddm.docx
@@ -10,7 +10,7 @@
         <w:t xml:space="preserve">dfr_eddm Example</w:t>
       </w:r>
     </w:p>
-    <w:bookmarkStart w:id="27" w:name="eddm-example"/>
+    <w:bookmarkStart w:id="16" w:name="eddm-example"/>
     <w:p>
       <w:pPr>
         <w:pStyle w:val="Heading1"/>
@@ -64,7 +64,7 @@
         <w:t xml:space="preserve">. Fourth International Workshop on Knowledge Discovery from Data Streams.</w:t>
       </w:r>
     </w:p>
-    <w:bookmarkStart w:id="26" w:name="learning-goal"/>
+    <w:bookmarkStart w:id="15" w:name="learning-goal"/>
     <w:p>
       <w:pPr>
         <w:pStyle w:val="Heading2"/>
@@ -383,18 +383,18 @@
           <wp:inline>
             <wp:extent cx="4620126" cy="3696101"/>
             <wp:effectExtent b="0" l="0" r="0" t="0"/>
-            <wp:docPr descr="" title="" id="21" name="Picture"/>
+            <wp:docPr descr="" title="" id="10" name="Picture"/>
             <a:graphic>
               <a:graphicData uri="http://schemas.openxmlformats.org/drawingml/2006/picture">
                 <pic:pic>
                   <pic:nvPicPr>
-                    <pic:cNvPr descr="/home/lucas/heimdall/examples/1_detection/doc/dfr_eddm_files/84b0864a804dc442c6b94f6e0e1c3b879814baad.png" id="22" name="Picture"/>
+                    <pic:cNvPr descr="/home/lucas/heimdall/examples/1_detection/doc/dfr_eddm_files/84b0864a804dc442c6b94f6e0e1c3b879814baad.png" id="11" name="Picture"/>
                     <pic:cNvPicPr>
                       <a:picLocks noChangeArrowheads="1" noChangeAspect="1"/>
                     </pic:cNvPicPr>
                   </pic:nvPicPr>
                   <pic:blipFill>
-                    <a:blip r:embed="rId20"/>
+                    <a:blip r:embed="rId9"/>
                     <a:stretch>
                       <a:fillRect/>
                     </a:stretch>
@@ -1288,18 +1288,18 @@
           <wp:inline>
             <wp:extent cx="4620126" cy="3696101"/>
             <wp:effectExtent b="0" l="0" r="0" t="0"/>
-            <wp:docPr descr="" title="" id="24" name="Picture"/>
+            <wp:docPr descr="" title="" id="13" name="Picture"/>
             <a:graphic>
               <a:graphicData uri="http://schemas.openxmlformats.org/drawingml/2006/picture">
                 <pic:pic>
                   <pic:nvPicPr>
-                    <pic:cNvPr descr="/home/lucas/heimdall/examples/1_detection/doc/dfr_eddm_files/56cb2d21fa25f27d35e954ee364bf639570d6b65.png" id="25" name="Picture"/>
+                    <pic:cNvPr descr="/home/lucas/heimdall/examples/1_detection/doc/dfr_eddm_files/56cb2d21fa25f27d35e954ee364bf639570d6b65.png" id="14" name="Picture"/>
                     <pic:cNvPicPr>
                       <a:picLocks noChangeArrowheads="1" noChangeAspect="1"/>
                     </pic:cNvPicPr>
                   </pic:nvPicPr>
                   <pic:blipFill>
-                    <a:blip r:embed="rId23"/>
+                    <a:blip r:embed="rId12"/>
                     <a:stretch>
                       <a:fillRect/>
                     </a:stretch>
@@ -1326,8 +1326,8 @@
         </w:drawing>
       </w:r>
     </w:p>
-    <w:bookmarkEnd w:id="26"/>
-    <w:bookmarkEnd w:id="27"/>
+    <w:bookmarkEnd w:id="15"/>
+    <w:bookmarkEnd w:id="16"/>
     <w:sectPr>
       <w:footnotePr>
         <w:numRestart w:val="eachSect"/>
@@ -1449,10 +1449,10 @@
   <w:docDefaults>
     <w:rPrDefault>
       <w:rPr>
-        <w:rFonts w:asciiTheme="minorHAnsi" w:cstheme="minorBidi" w:eastAsiaTheme="minorHAnsi" w:hAnsiTheme="minorHAnsi"/>
+        <w:rFonts w:asciiTheme="minorHAnsi" w:cstheme="minorBidi" w:eastAsiaTheme="minorEastAsia" w:hAnsiTheme="minorHAnsi"/>
         <w:sz w:val="24"/>
         <w:szCs w:val="24"/>
-        <w:lang w:bidi="ar-SA" w:eastAsia="en-US" w:val="en-US"/>
+        <w:lang w:bidi="ar-SA" w:eastAsia="zh-CN" w:val="en-US"/>
       </w:rPr>
     </w:rPrDefault>
     <w:pPrDefault>
@@ -1993,13 +1993,6 @@
       </w:tblCellMar>
     </w:tblPr>
     <w:tblStylePr w:type="firstRow">
-      <w:tblPr>
-        <w:jc w:val="left"/>
-        <w:tblInd w:type="dxa" w:w="0"/>
-      </w:tblPr>
-      <w:trPr>
-        <w:jc w:val="left"/>
-      </w:trPr>
       <w:tcPr>
         <w:tcBorders>
           <w:bottom w:val="single"/>
